--- a/Documentacion de avances/Parcial 1 Patrones de software.docx
+++ b/Documentacion de avances/Parcial 1 Patrones de software.docx
@@ -470,10 +470,9 @@
               <w:tab w:val="right" w:leader="dot" w:pos="9350"/>
             </w:tabs>
             <w:rPr>
-              <w:rFonts w:ascii="Arial" w:hAnsi="Arial" w:cs="Arial"/>
+              <w:rFonts w:eastAsiaTheme="minorEastAsia"/>
               <w:noProof/>
-              <w:sz w:val="22"/>
-              <w:szCs w:val="22"/>
+              <w:lang w:eastAsia="es-CO"/>
             </w:rPr>
           </w:pPr>
           <w:r>
@@ -500,7 +499,7 @@
             </w:rPr>
             <w:fldChar w:fldCharType="separate"/>
           </w:r>
-          <w:hyperlink w:anchor="_Toc224402442" w:history="1">
+          <w:hyperlink w:anchor="_Toc229256984" w:history="1">
             <w:r>
               <w:rPr>
                 <w:rStyle w:val="Hipervnculo"/>
@@ -508,78 +507,200 @@
                 <w:b/>
                 <w:bCs/>
                 <w:noProof/>
-                <w:color w:val="auto"/>
-                <w:sz w:val="22"/>
-                <w:szCs w:val="22"/>
-              </w:rPr>
-              <w:t>Introducción</w:t>
-            </w:r>
-            <w:r>
-              <w:rPr>
+              </w:rPr>
+              <w:t>Alcance y proyección del proyecto</w:t>
+            </w:r>
+            <w:r>
+              <w:rPr>
+                <w:noProof/>
+                <w:webHidden/>
+              </w:rPr>
+              <w:tab/>
+            </w:r>
+            <w:r>
+              <w:rPr>
+                <w:noProof/>
+                <w:webHidden/>
+              </w:rPr>
+              <w:fldChar w:fldCharType="begin"/>
+            </w:r>
+            <w:r>
+              <w:rPr>
+                <w:noProof/>
+                <w:webHidden/>
+              </w:rPr>
+              <w:instrText xml:space="preserve"> PAGEREF _Toc229256984 \h </w:instrText>
+            </w:r>
+            <w:r>
+              <w:rPr>
+                <w:noProof/>
+                <w:webHidden/>
+              </w:rPr>
+            </w:r>
+            <w:r>
+              <w:rPr>
+                <w:noProof/>
+                <w:webHidden/>
+              </w:rPr>
+              <w:fldChar w:fldCharType="separate"/>
+            </w:r>
+            <w:r>
+              <w:rPr>
+                <w:noProof/>
+                <w:webHidden/>
+              </w:rPr>
+              <w:t>3</w:t>
+            </w:r>
+            <w:r>
+              <w:rPr>
+                <w:noProof/>
+                <w:webHidden/>
+              </w:rPr>
+              <w:fldChar w:fldCharType="end"/>
+            </w:r>
+          </w:hyperlink>
+        </w:p>
+        <w:p>
+          <w:pPr>
+            <w:pStyle w:val="TDC2"/>
+            <w:tabs>
+              <w:tab w:val="right" w:leader="dot" w:pos="9350"/>
+            </w:tabs>
+            <w:rPr>
+              <w:rFonts w:eastAsiaTheme="minorEastAsia"/>
+              <w:noProof/>
+              <w:lang w:eastAsia="es-CO"/>
+            </w:rPr>
+          </w:pPr>
+          <w:hyperlink w:anchor="_Toc229256985" w:history="1">
+            <w:r>
+              <w:rPr>
+                <w:rStyle w:val="Hipervnculo"/>
                 <w:rFonts w:ascii="Arial" w:hAnsi="Arial" w:cs="Arial"/>
-                <w:noProof/>
-                <w:webHidden/>
-                <w:sz w:val="22"/>
-                <w:szCs w:val="22"/>
+                <w:b/>
+                <w:bCs/>
+                <w:noProof/>
+              </w:rPr>
+              <w:t>Descripción general del proyecto</w:t>
+            </w:r>
+            <w:r>
+              <w:rPr>
+                <w:noProof/>
+                <w:webHidden/>
               </w:rPr>
               <w:tab/>
             </w:r>
             <w:r>
               <w:rPr>
+                <w:noProof/>
+                <w:webHidden/>
+              </w:rPr>
+              <w:fldChar w:fldCharType="begin"/>
+            </w:r>
+            <w:r>
+              <w:rPr>
+                <w:noProof/>
+                <w:webHidden/>
+              </w:rPr>
+              <w:instrText xml:space="preserve"> PAGEREF _Toc229256985 \h </w:instrText>
+            </w:r>
+            <w:r>
+              <w:rPr>
+                <w:noProof/>
+                <w:webHidden/>
+              </w:rPr>
+            </w:r>
+            <w:r>
+              <w:rPr>
+                <w:noProof/>
+                <w:webHidden/>
+              </w:rPr>
+              <w:fldChar w:fldCharType="separate"/>
+            </w:r>
+            <w:r>
+              <w:rPr>
+                <w:noProof/>
+                <w:webHidden/>
+              </w:rPr>
+              <w:t>3</w:t>
+            </w:r>
+            <w:r>
+              <w:rPr>
+                <w:noProof/>
+                <w:webHidden/>
+              </w:rPr>
+              <w:fldChar w:fldCharType="end"/>
+            </w:r>
+          </w:hyperlink>
+        </w:p>
+        <w:p>
+          <w:pPr>
+            <w:pStyle w:val="TDC2"/>
+            <w:tabs>
+              <w:tab w:val="right" w:leader="dot" w:pos="9350"/>
+            </w:tabs>
+            <w:rPr>
+              <w:rFonts w:eastAsiaTheme="minorEastAsia"/>
+              <w:noProof/>
+              <w:lang w:eastAsia="es-CO"/>
+            </w:rPr>
+          </w:pPr>
+          <w:hyperlink w:anchor="_Toc229256986" w:history="1">
+            <w:r>
+              <w:rPr>
+                <w:rStyle w:val="Hipervnculo"/>
                 <w:rFonts w:ascii="Arial" w:hAnsi="Arial" w:cs="Arial"/>
-                <w:noProof/>
-                <w:webHidden/>
-                <w:sz w:val="22"/>
-                <w:szCs w:val="22"/>
+                <w:b/>
+                <w:bCs/>
+                <w:noProof/>
+              </w:rPr>
+              <w:t>Funcionalidades orientadas a la experiencia del usuario</w:t>
+            </w:r>
+            <w:r>
+              <w:rPr>
+                <w:noProof/>
+                <w:webHidden/>
+              </w:rPr>
+              <w:tab/>
+            </w:r>
+            <w:r>
+              <w:rPr>
+                <w:noProof/>
+                <w:webHidden/>
               </w:rPr>
               <w:fldChar w:fldCharType="begin"/>
             </w:r>
             <w:r>
               <w:rPr>
-                <w:rFonts w:ascii="Arial" w:hAnsi="Arial" w:cs="Arial"/>
-                <w:noProof/>
-                <w:webHidden/>
-                <w:sz w:val="22"/>
-                <w:szCs w:val="22"/>
-              </w:rPr>
-              <w:instrText xml:space="preserve"> PAGEREF _Toc224402442 \h </w:instrText>
-            </w:r>
-            <w:r>
-              <w:rPr>
-                <w:rFonts w:ascii="Arial" w:hAnsi="Arial" w:cs="Arial"/>
-                <w:noProof/>
-                <w:webHidden/>
-                <w:sz w:val="22"/>
-                <w:szCs w:val="22"/>
-              </w:rPr>
-            </w:r>
-            <w:r>
-              <w:rPr>
-                <w:rFonts w:ascii="Arial" w:hAnsi="Arial" w:cs="Arial"/>
-                <w:noProof/>
-                <w:webHidden/>
-                <w:sz w:val="22"/>
-                <w:szCs w:val="22"/>
+                <w:noProof/>
+                <w:webHidden/>
+              </w:rPr>
+              <w:instrText xml:space="preserve"> PAGEREF _Toc229256986 \h </w:instrText>
+            </w:r>
+            <w:r>
+              <w:rPr>
+                <w:noProof/>
+                <w:webHidden/>
+              </w:rPr>
+            </w:r>
+            <w:r>
+              <w:rPr>
+                <w:noProof/>
+                <w:webHidden/>
               </w:rPr>
               <w:fldChar w:fldCharType="separate"/>
             </w:r>
             <w:r>
               <w:rPr>
-                <w:rFonts w:ascii="Arial" w:hAnsi="Arial" w:cs="Arial"/>
-                <w:noProof/>
-                <w:webHidden/>
-                <w:sz w:val="22"/>
-                <w:szCs w:val="22"/>
+                <w:noProof/>
+                <w:webHidden/>
               </w:rPr>
               <w:t>3</w:t>
             </w:r>
             <w:r>
               <w:rPr>
-                <w:rFonts w:ascii="Arial" w:hAnsi="Arial" w:cs="Arial"/>
-                <w:noProof/>
-                <w:webHidden/>
-                <w:sz w:val="22"/>
-                <w:szCs w:val="22"/>
+                <w:noProof/>
+                <w:webHidden/>
               </w:rPr>
               <w:fldChar w:fldCharType="end"/>
             </w:r>
@@ -592,13 +713,12 @@
               <w:tab w:val="right" w:leader="dot" w:pos="9350"/>
             </w:tabs>
             <w:rPr>
-              <w:rFonts w:ascii="Arial" w:hAnsi="Arial" w:cs="Arial"/>
+              <w:rFonts w:eastAsiaTheme="minorEastAsia"/>
               <w:noProof/>
-              <w:sz w:val="22"/>
-              <w:szCs w:val="22"/>
+              <w:lang w:eastAsia="es-CO"/>
             </w:rPr>
           </w:pPr>
-          <w:hyperlink w:anchor="_Toc224402443" w:history="1">
+          <w:hyperlink w:anchor="_Toc229256987" w:history="1">
             <w:r>
               <w:rPr>
                 <w:rStyle w:val="Hipervnculo"/>
@@ -606,78 +726,54 @@
                 <w:b/>
                 <w:bCs/>
                 <w:noProof/>
-                <w:color w:val="auto"/>
-                <w:sz w:val="22"/>
-                <w:szCs w:val="22"/>
-              </w:rPr>
-              <w:t>Descripción del caso</w:t>
-            </w:r>
-            <w:r>
-              <w:rPr>
-                <w:rFonts w:ascii="Arial" w:hAnsi="Arial" w:cs="Arial"/>
-                <w:noProof/>
-                <w:webHidden/>
-                <w:sz w:val="22"/>
-                <w:szCs w:val="22"/>
+              </w:rPr>
+              <w:t>Procesos principales del sistema</w:t>
+            </w:r>
+            <w:r>
+              <w:rPr>
+                <w:noProof/>
+                <w:webHidden/>
               </w:rPr>
               <w:tab/>
             </w:r>
             <w:r>
               <w:rPr>
-                <w:rFonts w:ascii="Arial" w:hAnsi="Arial" w:cs="Arial"/>
-                <w:noProof/>
-                <w:webHidden/>
-                <w:sz w:val="22"/>
-                <w:szCs w:val="22"/>
+                <w:noProof/>
+                <w:webHidden/>
               </w:rPr>
               <w:fldChar w:fldCharType="begin"/>
             </w:r>
             <w:r>
               <w:rPr>
-                <w:rFonts w:ascii="Arial" w:hAnsi="Arial" w:cs="Arial"/>
-                <w:noProof/>
-                <w:webHidden/>
-                <w:sz w:val="22"/>
-                <w:szCs w:val="22"/>
-              </w:rPr>
-              <w:instrText xml:space="preserve"> PAGEREF _Toc224402443 \h </w:instrText>
-            </w:r>
-            <w:r>
-              <w:rPr>
-                <w:rFonts w:ascii="Arial" w:hAnsi="Arial" w:cs="Arial"/>
-                <w:noProof/>
-                <w:webHidden/>
-                <w:sz w:val="22"/>
-                <w:szCs w:val="22"/>
-              </w:rPr>
-            </w:r>
-            <w:r>
-              <w:rPr>
-                <w:rFonts w:ascii="Arial" w:hAnsi="Arial" w:cs="Arial"/>
-                <w:noProof/>
-                <w:webHidden/>
-                <w:sz w:val="22"/>
-                <w:szCs w:val="22"/>
+                <w:noProof/>
+                <w:webHidden/>
+              </w:rPr>
+              <w:instrText xml:space="preserve"> PAGEREF _Toc229256987 \h </w:instrText>
+            </w:r>
+            <w:r>
+              <w:rPr>
+                <w:noProof/>
+                <w:webHidden/>
+              </w:rPr>
+            </w:r>
+            <w:r>
+              <w:rPr>
+                <w:noProof/>
+                <w:webHidden/>
               </w:rPr>
               <w:fldChar w:fldCharType="separate"/>
             </w:r>
             <w:r>
               <w:rPr>
-                <w:rFonts w:ascii="Arial" w:hAnsi="Arial" w:cs="Arial"/>
-                <w:noProof/>
-                <w:webHidden/>
-                <w:sz w:val="22"/>
-                <w:szCs w:val="22"/>
+                <w:noProof/>
+                <w:webHidden/>
               </w:rPr>
               <w:t>4</w:t>
             </w:r>
             <w:r>
               <w:rPr>
-                <w:rFonts w:ascii="Arial" w:hAnsi="Arial" w:cs="Arial"/>
-                <w:noProof/>
-                <w:webHidden/>
-                <w:sz w:val="22"/>
-                <w:szCs w:val="22"/>
+                <w:noProof/>
+                <w:webHidden/>
               </w:rPr>
               <w:fldChar w:fldCharType="end"/>
             </w:r>
@@ -690,13 +786,12 @@
               <w:tab w:val="right" w:leader="dot" w:pos="9350"/>
             </w:tabs>
             <w:rPr>
-              <w:rFonts w:ascii="Arial" w:hAnsi="Arial" w:cs="Arial"/>
+              <w:rFonts w:eastAsiaTheme="minorEastAsia"/>
               <w:noProof/>
-              <w:sz w:val="22"/>
-              <w:szCs w:val="22"/>
+              <w:lang w:eastAsia="es-CO"/>
             </w:rPr>
           </w:pPr>
-          <w:hyperlink w:anchor="_Toc224402444" w:history="1">
+          <w:hyperlink w:anchor="_Toc229256988" w:history="1">
             <w:r>
               <w:rPr>
                 <w:rStyle w:val="Hipervnculo"/>
@@ -704,78 +799,127 @@
                 <w:b/>
                 <w:bCs/>
                 <w:noProof/>
-                <w:color w:val="auto"/>
-                <w:sz w:val="22"/>
-                <w:szCs w:val="22"/>
-              </w:rPr>
-              <w:t>Desarrollo del análisis</w:t>
-            </w:r>
-            <w:r>
-              <w:rPr>
+              </w:rPr>
+              <w:t>Diagrama general del proyecto</w:t>
+            </w:r>
+            <w:r>
+              <w:rPr>
+                <w:noProof/>
+                <w:webHidden/>
+              </w:rPr>
+              <w:tab/>
+            </w:r>
+            <w:r>
+              <w:rPr>
+                <w:noProof/>
+                <w:webHidden/>
+              </w:rPr>
+              <w:fldChar w:fldCharType="begin"/>
+            </w:r>
+            <w:r>
+              <w:rPr>
+                <w:noProof/>
+                <w:webHidden/>
+              </w:rPr>
+              <w:instrText xml:space="preserve"> PAGEREF _Toc229256988 \h </w:instrText>
+            </w:r>
+            <w:r>
+              <w:rPr>
+                <w:noProof/>
+                <w:webHidden/>
+              </w:rPr>
+            </w:r>
+            <w:r>
+              <w:rPr>
+                <w:noProof/>
+                <w:webHidden/>
+              </w:rPr>
+              <w:fldChar w:fldCharType="separate"/>
+            </w:r>
+            <w:r>
+              <w:rPr>
+                <w:noProof/>
+                <w:webHidden/>
+              </w:rPr>
+              <w:t>4</w:t>
+            </w:r>
+            <w:r>
+              <w:rPr>
+                <w:noProof/>
+                <w:webHidden/>
+              </w:rPr>
+              <w:fldChar w:fldCharType="end"/>
+            </w:r>
+          </w:hyperlink>
+        </w:p>
+        <w:p>
+          <w:pPr>
+            <w:pStyle w:val="TDC1"/>
+            <w:tabs>
+              <w:tab w:val="right" w:leader="dot" w:pos="9350"/>
+            </w:tabs>
+            <w:rPr>
+              <w:rFonts w:eastAsiaTheme="minorEastAsia"/>
+              <w:noProof/>
+              <w:lang w:eastAsia="es-CO"/>
+            </w:rPr>
+          </w:pPr>
+          <w:hyperlink w:anchor="_Toc229256989" w:history="1">
+            <w:r>
+              <w:rPr>
+                <w:rStyle w:val="Hipervnculo"/>
                 <w:rFonts w:ascii="Arial" w:hAnsi="Arial" w:cs="Arial"/>
-                <w:noProof/>
-                <w:webHidden/>
-                <w:sz w:val="22"/>
-                <w:szCs w:val="22"/>
+                <w:b/>
+                <w:bCs/>
+                <w:noProof/>
+              </w:rPr>
+              <w:t>Primer corte</w:t>
+            </w:r>
+            <w:r>
+              <w:rPr>
+                <w:noProof/>
+                <w:webHidden/>
               </w:rPr>
               <w:tab/>
             </w:r>
             <w:r>
               <w:rPr>
-                <w:rFonts w:ascii="Arial" w:hAnsi="Arial" w:cs="Arial"/>
-                <w:noProof/>
-                <w:webHidden/>
-                <w:sz w:val="22"/>
-                <w:szCs w:val="22"/>
+                <w:noProof/>
+                <w:webHidden/>
               </w:rPr>
               <w:fldChar w:fldCharType="begin"/>
             </w:r>
             <w:r>
               <w:rPr>
-                <w:rFonts w:ascii="Arial" w:hAnsi="Arial" w:cs="Arial"/>
-                <w:noProof/>
-                <w:webHidden/>
-                <w:sz w:val="22"/>
-                <w:szCs w:val="22"/>
-              </w:rPr>
-              <w:instrText xml:space="preserve"> PAGEREF _Toc224402444 \h </w:instrText>
-            </w:r>
-            <w:r>
-              <w:rPr>
-                <w:rFonts w:ascii="Arial" w:hAnsi="Arial" w:cs="Arial"/>
-                <w:noProof/>
-                <w:webHidden/>
-                <w:sz w:val="22"/>
-                <w:szCs w:val="22"/>
-              </w:rPr>
-            </w:r>
-            <w:r>
-              <w:rPr>
-                <w:rFonts w:ascii="Arial" w:hAnsi="Arial" w:cs="Arial"/>
-                <w:noProof/>
-                <w:webHidden/>
-                <w:sz w:val="22"/>
-                <w:szCs w:val="22"/>
+                <w:noProof/>
+                <w:webHidden/>
+              </w:rPr>
+              <w:instrText xml:space="preserve"> PAGEREF _Toc229256989 \h </w:instrText>
+            </w:r>
+            <w:r>
+              <w:rPr>
+                <w:noProof/>
+                <w:webHidden/>
+              </w:rPr>
+            </w:r>
+            <w:r>
+              <w:rPr>
+                <w:noProof/>
+                <w:webHidden/>
               </w:rPr>
               <w:fldChar w:fldCharType="separate"/>
             </w:r>
             <w:r>
               <w:rPr>
-                <w:rFonts w:ascii="Arial" w:hAnsi="Arial" w:cs="Arial"/>
-                <w:noProof/>
-                <w:webHidden/>
-                <w:sz w:val="22"/>
-                <w:szCs w:val="22"/>
-              </w:rPr>
-              <w:t>5</w:t>
-            </w:r>
-            <w:r>
-              <w:rPr>
-                <w:rFonts w:ascii="Arial" w:hAnsi="Arial" w:cs="Arial"/>
-                <w:noProof/>
-                <w:webHidden/>
-                <w:sz w:val="22"/>
-                <w:szCs w:val="22"/>
+                <w:noProof/>
+                <w:webHidden/>
+              </w:rPr>
+              <w:t>6</w:t>
+            </w:r>
+            <w:r>
+              <w:rPr>
+                <w:noProof/>
+                <w:webHidden/>
               </w:rPr>
               <w:fldChar w:fldCharType="end"/>
             </w:r>
@@ -788,13 +932,12 @@
               <w:tab w:val="right" w:leader="dot" w:pos="9350"/>
             </w:tabs>
             <w:rPr>
-              <w:rFonts w:ascii="Arial" w:hAnsi="Arial" w:cs="Arial"/>
+              <w:rFonts w:eastAsiaTheme="minorEastAsia"/>
               <w:noProof/>
-              <w:sz w:val="22"/>
-              <w:szCs w:val="22"/>
+              <w:lang w:eastAsia="es-CO"/>
             </w:rPr>
           </w:pPr>
-          <w:hyperlink w:anchor="_Toc224402445" w:history="1">
+          <w:hyperlink w:anchor="_Toc229256990" w:history="1">
             <w:r>
               <w:rPr>
                 <w:rStyle w:val="Hipervnculo"/>
@@ -802,78 +945,54 @@
                 <w:b/>
                 <w:bCs/>
                 <w:noProof/>
-                <w:color w:val="auto"/>
-                <w:sz w:val="22"/>
-                <w:szCs w:val="22"/>
-              </w:rPr>
-              <w:t>Identificación de datos personales</w:t>
-            </w:r>
-            <w:r>
-              <w:rPr>
-                <w:rFonts w:ascii="Arial" w:hAnsi="Arial" w:cs="Arial"/>
-                <w:noProof/>
-                <w:webHidden/>
-                <w:sz w:val="22"/>
-                <w:szCs w:val="22"/>
+              </w:rPr>
+              <w:t>Patron Singleton</w:t>
+            </w:r>
+            <w:r>
+              <w:rPr>
+                <w:noProof/>
+                <w:webHidden/>
               </w:rPr>
               <w:tab/>
             </w:r>
             <w:r>
               <w:rPr>
-                <w:rFonts w:ascii="Arial" w:hAnsi="Arial" w:cs="Arial"/>
-                <w:noProof/>
-                <w:webHidden/>
-                <w:sz w:val="22"/>
-                <w:szCs w:val="22"/>
+                <w:noProof/>
+                <w:webHidden/>
               </w:rPr>
               <w:fldChar w:fldCharType="begin"/>
             </w:r>
             <w:r>
               <w:rPr>
-                <w:rFonts w:ascii="Arial" w:hAnsi="Arial" w:cs="Arial"/>
-                <w:noProof/>
-                <w:webHidden/>
-                <w:sz w:val="22"/>
-                <w:szCs w:val="22"/>
-              </w:rPr>
-              <w:instrText xml:space="preserve"> PAGEREF _Toc224402445 \h </w:instrText>
-            </w:r>
-            <w:r>
-              <w:rPr>
-                <w:rFonts w:ascii="Arial" w:hAnsi="Arial" w:cs="Arial"/>
-                <w:noProof/>
-                <w:webHidden/>
-                <w:sz w:val="22"/>
-                <w:szCs w:val="22"/>
-              </w:rPr>
-            </w:r>
-            <w:r>
-              <w:rPr>
-                <w:rFonts w:ascii="Arial" w:hAnsi="Arial" w:cs="Arial"/>
-                <w:noProof/>
-                <w:webHidden/>
-                <w:sz w:val="22"/>
-                <w:szCs w:val="22"/>
+                <w:noProof/>
+                <w:webHidden/>
+              </w:rPr>
+              <w:instrText xml:space="preserve"> PAGEREF _Toc229256990 \h </w:instrText>
+            </w:r>
+            <w:r>
+              <w:rPr>
+                <w:noProof/>
+                <w:webHidden/>
+              </w:rPr>
+            </w:r>
+            <w:r>
+              <w:rPr>
+                <w:noProof/>
+                <w:webHidden/>
               </w:rPr>
               <w:fldChar w:fldCharType="separate"/>
             </w:r>
             <w:r>
               <w:rPr>
-                <w:rFonts w:ascii="Arial" w:hAnsi="Arial" w:cs="Arial"/>
-                <w:noProof/>
-                <w:webHidden/>
-                <w:sz w:val="22"/>
-                <w:szCs w:val="22"/>
-              </w:rPr>
-              <w:t>5</w:t>
-            </w:r>
-            <w:r>
-              <w:rPr>
-                <w:rFonts w:ascii="Arial" w:hAnsi="Arial" w:cs="Arial"/>
-                <w:noProof/>
-                <w:webHidden/>
-                <w:sz w:val="22"/>
-                <w:szCs w:val="22"/>
+                <w:noProof/>
+                <w:webHidden/>
+              </w:rPr>
+              <w:t>6</w:t>
+            </w:r>
+            <w:r>
+              <w:rPr>
+                <w:noProof/>
+                <w:webHidden/>
               </w:rPr>
               <w:fldChar w:fldCharType="end"/>
             </w:r>
@@ -886,13 +1005,12 @@
               <w:tab w:val="right" w:leader="dot" w:pos="9350"/>
             </w:tabs>
             <w:rPr>
-              <w:rFonts w:ascii="Arial" w:hAnsi="Arial" w:cs="Arial"/>
+              <w:rFonts w:eastAsiaTheme="minorEastAsia"/>
               <w:noProof/>
-              <w:sz w:val="22"/>
-              <w:szCs w:val="22"/>
+              <w:lang w:eastAsia="es-CO"/>
             </w:rPr>
           </w:pPr>
-          <w:hyperlink w:anchor="_Toc224402446" w:history="1">
+          <w:hyperlink w:anchor="_Toc229256991" w:history="1">
             <w:r>
               <w:rPr>
                 <w:rStyle w:val="Hipervnculo"/>
@@ -900,78 +1018,54 @@
                 <w:b/>
                 <w:bCs/>
                 <w:noProof/>
-                <w:color w:val="auto"/>
-                <w:sz w:val="22"/>
-                <w:szCs w:val="22"/>
-              </w:rPr>
-              <w:t>Identificación de riesgos legales</w:t>
-            </w:r>
-            <w:r>
-              <w:rPr>
-                <w:rFonts w:ascii="Arial" w:hAnsi="Arial" w:cs="Arial"/>
-                <w:noProof/>
-                <w:webHidden/>
-                <w:sz w:val="22"/>
-                <w:szCs w:val="22"/>
+              </w:rPr>
+              <w:t>Patrón Factory Method</w:t>
+            </w:r>
+            <w:r>
+              <w:rPr>
+                <w:noProof/>
+                <w:webHidden/>
               </w:rPr>
               <w:tab/>
             </w:r>
             <w:r>
               <w:rPr>
-                <w:rFonts w:ascii="Arial" w:hAnsi="Arial" w:cs="Arial"/>
-                <w:noProof/>
-                <w:webHidden/>
-                <w:sz w:val="22"/>
-                <w:szCs w:val="22"/>
+                <w:noProof/>
+                <w:webHidden/>
               </w:rPr>
               <w:fldChar w:fldCharType="begin"/>
             </w:r>
             <w:r>
               <w:rPr>
-                <w:rFonts w:ascii="Arial" w:hAnsi="Arial" w:cs="Arial"/>
-                <w:noProof/>
-                <w:webHidden/>
-                <w:sz w:val="22"/>
-                <w:szCs w:val="22"/>
-              </w:rPr>
-              <w:instrText xml:space="preserve"> PAGEREF _Toc224402446 \h </w:instrText>
-            </w:r>
-            <w:r>
-              <w:rPr>
-                <w:rFonts w:ascii="Arial" w:hAnsi="Arial" w:cs="Arial"/>
-                <w:noProof/>
-                <w:webHidden/>
-                <w:sz w:val="22"/>
-                <w:szCs w:val="22"/>
-              </w:rPr>
-            </w:r>
-            <w:r>
-              <w:rPr>
-                <w:rFonts w:ascii="Arial" w:hAnsi="Arial" w:cs="Arial"/>
-                <w:noProof/>
-                <w:webHidden/>
-                <w:sz w:val="22"/>
-                <w:szCs w:val="22"/>
+                <w:noProof/>
+                <w:webHidden/>
+              </w:rPr>
+              <w:instrText xml:space="preserve"> PAGEREF _Toc229256991 \h </w:instrText>
+            </w:r>
+            <w:r>
+              <w:rPr>
+                <w:noProof/>
+                <w:webHidden/>
+              </w:rPr>
+            </w:r>
+            <w:r>
+              <w:rPr>
+                <w:noProof/>
+                <w:webHidden/>
               </w:rPr>
               <w:fldChar w:fldCharType="separate"/>
             </w:r>
             <w:r>
               <w:rPr>
-                <w:rFonts w:ascii="Arial" w:hAnsi="Arial" w:cs="Arial"/>
-                <w:noProof/>
-                <w:webHidden/>
-                <w:sz w:val="22"/>
-                <w:szCs w:val="22"/>
-              </w:rPr>
-              <w:t>6</w:t>
-            </w:r>
-            <w:r>
-              <w:rPr>
-                <w:rFonts w:ascii="Arial" w:hAnsi="Arial" w:cs="Arial"/>
-                <w:noProof/>
-                <w:webHidden/>
-                <w:sz w:val="22"/>
-                <w:szCs w:val="22"/>
+                <w:noProof/>
+                <w:webHidden/>
+              </w:rPr>
+              <w:t>7</w:t>
+            </w:r>
+            <w:r>
+              <w:rPr>
+                <w:noProof/>
+                <w:webHidden/>
               </w:rPr>
               <w:fldChar w:fldCharType="end"/>
             </w:r>
@@ -984,13 +1078,12 @@
               <w:tab w:val="right" w:leader="dot" w:pos="9350"/>
             </w:tabs>
             <w:rPr>
-              <w:rFonts w:ascii="Arial" w:hAnsi="Arial" w:cs="Arial"/>
+              <w:rFonts w:eastAsiaTheme="minorEastAsia"/>
               <w:noProof/>
-              <w:sz w:val="22"/>
-              <w:szCs w:val="22"/>
+              <w:lang w:eastAsia="es-CO"/>
             </w:rPr>
           </w:pPr>
-          <w:hyperlink w:anchor="_Toc224402447" w:history="1">
+          <w:hyperlink w:anchor="_Toc229256992" w:history="1">
             <w:r>
               <w:rPr>
                 <w:rStyle w:val="Hipervnculo"/>
@@ -998,78 +1091,54 @@
                 <w:b/>
                 <w:bCs/>
                 <w:noProof/>
-                <w:color w:val="auto"/>
-                <w:sz w:val="22"/>
-                <w:szCs w:val="22"/>
-              </w:rPr>
-              <w:t>Propuesta de buenas prácticas</w:t>
-            </w:r>
-            <w:r>
-              <w:rPr>
-                <w:rFonts w:ascii="Arial" w:hAnsi="Arial" w:cs="Arial"/>
-                <w:noProof/>
-                <w:webHidden/>
-                <w:sz w:val="22"/>
-                <w:szCs w:val="22"/>
+              </w:rPr>
+              <w:t>Patrón Abstract Factory</w:t>
+            </w:r>
+            <w:r>
+              <w:rPr>
+                <w:noProof/>
+                <w:webHidden/>
               </w:rPr>
               <w:tab/>
             </w:r>
             <w:r>
               <w:rPr>
-                <w:rFonts w:ascii="Arial" w:hAnsi="Arial" w:cs="Arial"/>
-                <w:noProof/>
-                <w:webHidden/>
-                <w:sz w:val="22"/>
-                <w:szCs w:val="22"/>
+                <w:noProof/>
+                <w:webHidden/>
               </w:rPr>
               <w:fldChar w:fldCharType="begin"/>
             </w:r>
             <w:r>
               <w:rPr>
-                <w:rFonts w:ascii="Arial" w:hAnsi="Arial" w:cs="Arial"/>
-                <w:noProof/>
-                <w:webHidden/>
-                <w:sz w:val="22"/>
-                <w:szCs w:val="22"/>
-              </w:rPr>
-              <w:instrText xml:space="preserve"> PAGEREF _Toc224402447 \h </w:instrText>
-            </w:r>
-            <w:r>
-              <w:rPr>
-                <w:rFonts w:ascii="Arial" w:hAnsi="Arial" w:cs="Arial"/>
-                <w:noProof/>
-                <w:webHidden/>
-                <w:sz w:val="22"/>
-                <w:szCs w:val="22"/>
-              </w:rPr>
-            </w:r>
-            <w:r>
-              <w:rPr>
-                <w:rFonts w:ascii="Arial" w:hAnsi="Arial" w:cs="Arial"/>
-                <w:noProof/>
-                <w:webHidden/>
-                <w:sz w:val="22"/>
-                <w:szCs w:val="22"/>
+                <w:noProof/>
+                <w:webHidden/>
+              </w:rPr>
+              <w:instrText xml:space="preserve"> PAGEREF _Toc229256992 \h </w:instrText>
+            </w:r>
+            <w:r>
+              <w:rPr>
+                <w:noProof/>
+                <w:webHidden/>
+              </w:rPr>
+            </w:r>
+            <w:r>
+              <w:rPr>
+                <w:noProof/>
+                <w:webHidden/>
               </w:rPr>
               <w:fldChar w:fldCharType="separate"/>
             </w:r>
             <w:r>
               <w:rPr>
-                <w:rFonts w:ascii="Arial" w:hAnsi="Arial" w:cs="Arial"/>
-                <w:noProof/>
-                <w:webHidden/>
-                <w:sz w:val="22"/>
-                <w:szCs w:val="22"/>
-              </w:rPr>
-              <w:t>6</w:t>
-            </w:r>
-            <w:r>
-              <w:rPr>
-                <w:rFonts w:ascii="Arial" w:hAnsi="Arial" w:cs="Arial"/>
-                <w:noProof/>
-                <w:webHidden/>
-                <w:sz w:val="22"/>
-                <w:szCs w:val="22"/>
+                <w:noProof/>
+                <w:webHidden/>
+              </w:rPr>
+              <w:t>9</w:t>
+            </w:r>
+            <w:r>
+              <w:rPr>
+                <w:noProof/>
+                <w:webHidden/>
               </w:rPr>
               <w:fldChar w:fldCharType="end"/>
             </w:r>
@@ -1077,18 +1146,17 @@
         </w:p>
         <w:p>
           <w:pPr>
-            <w:pStyle w:val="TDC1"/>
+            <w:pStyle w:val="TDC2"/>
             <w:tabs>
               <w:tab w:val="right" w:leader="dot" w:pos="9350"/>
             </w:tabs>
             <w:rPr>
-              <w:rFonts w:ascii="Arial" w:hAnsi="Arial" w:cs="Arial"/>
+              <w:rFonts w:eastAsiaTheme="minorEastAsia"/>
               <w:noProof/>
-              <w:sz w:val="22"/>
-              <w:szCs w:val="22"/>
+              <w:lang w:eastAsia="es-CO"/>
             </w:rPr>
           </w:pPr>
-          <w:hyperlink w:anchor="_Toc224402448" w:history="1">
+          <w:hyperlink w:anchor="_Toc229256993" w:history="1">
             <w:r>
               <w:rPr>
                 <w:rStyle w:val="Hipervnculo"/>
@@ -1096,78 +1164,54 @@
                 <w:b/>
                 <w:bCs/>
                 <w:noProof/>
-                <w:color w:val="auto"/>
-                <w:sz w:val="22"/>
-                <w:szCs w:val="22"/>
-              </w:rPr>
-              <w:t>Referencias</w:t>
-            </w:r>
-            <w:r>
-              <w:rPr>
-                <w:rFonts w:ascii="Arial" w:hAnsi="Arial" w:cs="Arial"/>
-                <w:noProof/>
-                <w:webHidden/>
-                <w:sz w:val="22"/>
-                <w:szCs w:val="22"/>
+              </w:rPr>
+              <w:t>Patrón Builder</w:t>
+            </w:r>
+            <w:r>
+              <w:rPr>
+                <w:noProof/>
+                <w:webHidden/>
               </w:rPr>
               <w:tab/>
             </w:r>
             <w:r>
               <w:rPr>
-                <w:rFonts w:ascii="Arial" w:hAnsi="Arial" w:cs="Arial"/>
-                <w:noProof/>
-                <w:webHidden/>
-                <w:sz w:val="22"/>
-                <w:szCs w:val="22"/>
+                <w:noProof/>
+                <w:webHidden/>
               </w:rPr>
               <w:fldChar w:fldCharType="begin"/>
             </w:r>
             <w:r>
               <w:rPr>
-                <w:rFonts w:ascii="Arial" w:hAnsi="Arial" w:cs="Arial"/>
-                <w:noProof/>
-                <w:webHidden/>
-                <w:sz w:val="22"/>
-                <w:szCs w:val="22"/>
-              </w:rPr>
-              <w:instrText xml:space="preserve"> PAGEREF _Toc224402448 \h </w:instrText>
-            </w:r>
-            <w:r>
-              <w:rPr>
-                <w:rFonts w:ascii="Arial" w:hAnsi="Arial" w:cs="Arial"/>
-                <w:noProof/>
-                <w:webHidden/>
-                <w:sz w:val="22"/>
-                <w:szCs w:val="22"/>
-              </w:rPr>
-            </w:r>
-            <w:r>
-              <w:rPr>
-                <w:rFonts w:ascii="Arial" w:hAnsi="Arial" w:cs="Arial"/>
-                <w:noProof/>
-                <w:webHidden/>
-                <w:sz w:val="22"/>
-                <w:szCs w:val="22"/>
+                <w:noProof/>
+                <w:webHidden/>
+              </w:rPr>
+              <w:instrText xml:space="preserve"> PAGEREF _Toc229256993 \h </w:instrText>
+            </w:r>
+            <w:r>
+              <w:rPr>
+                <w:noProof/>
+                <w:webHidden/>
+              </w:rPr>
+            </w:r>
+            <w:r>
+              <w:rPr>
+                <w:noProof/>
+                <w:webHidden/>
               </w:rPr>
               <w:fldChar w:fldCharType="separate"/>
             </w:r>
             <w:r>
               <w:rPr>
-                <w:rFonts w:ascii="Arial" w:hAnsi="Arial" w:cs="Arial"/>
-                <w:noProof/>
-                <w:webHidden/>
-                <w:sz w:val="22"/>
-                <w:szCs w:val="22"/>
-              </w:rPr>
-              <w:t>8</w:t>
-            </w:r>
-            <w:r>
-              <w:rPr>
-                <w:rFonts w:ascii="Arial" w:hAnsi="Arial" w:cs="Arial"/>
-                <w:noProof/>
-                <w:webHidden/>
-                <w:sz w:val="22"/>
-                <w:szCs w:val="22"/>
+                <w:noProof/>
+                <w:webHidden/>
+              </w:rPr>
+              <w:t>10</w:t>
+            </w:r>
+            <w:r>
+              <w:rPr>
+                <w:noProof/>
+                <w:webHidden/>
               </w:rPr>
               <w:fldChar w:fldCharType="end"/>
             </w:r>
@@ -1218,6 +1262,7 @@
           <w:szCs w:val="24"/>
         </w:rPr>
       </w:pPr>
+      <w:bookmarkStart w:id="0" w:name="_Toc229256984"/>
       <w:r>
         <w:rPr>
           <w:rFonts w:ascii="Arial" w:hAnsi="Arial" w:cs="Arial"/>
@@ -1230,6 +1275,7 @@
         <w:lastRenderedPageBreak/>
         <w:t>Alcance y proyección del proyecto</w:t>
       </w:r>
+      <w:bookmarkEnd w:id="0"/>
     </w:p>
     <w:p>
       <w:pPr>
@@ -1254,6 +1300,7 @@
           <w:szCs w:val="22"/>
         </w:rPr>
       </w:pPr>
+      <w:bookmarkStart w:id="1" w:name="_Toc229256985"/>
       <w:r>
         <w:rPr>
           <w:rFonts w:ascii="Arial" w:hAnsi="Arial" w:cs="Arial"/>
@@ -1265,111 +1312,199 @@
         </w:rPr>
         <w:t>Descripción general del proyecto</w:t>
       </w:r>
-    </w:p>
-    <w:p>
-      <w:pPr>
-        <w:rPr>
-          <w:rFonts w:ascii="Arial" w:hAnsi="Arial" w:cs="Arial"/>
-          <w:sz w:val="22"/>
-          <w:szCs w:val="22"/>
-        </w:rPr>
-      </w:pPr>
-      <w:r>
-        <w:rPr>
-          <w:rFonts w:ascii="Arial" w:hAnsi="Arial" w:cs="Arial"/>
-          <w:sz w:val="22"/>
-          <w:szCs w:val="22"/>
-        </w:rPr>
-        <w:t xml:space="preserve">El proyecto consiste en el desarrollo de un </w:t>
-      </w:r>
-      <w:r>
+      <w:bookmarkEnd w:id="1"/>
+    </w:p>
+    <w:p>
+      <w:pPr>
+        <w:rPr>
+          <w:rFonts w:ascii="Arial" w:hAnsi="Arial" w:cs="Arial"/>
+          <w:sz w:val="22"/>
+          <w:szCs w:val="22"/>
+        </w:rPr>
+      </w:pPr>
+      <w:r>
+        <w:rPr>
+          <w:rFonts w:ascii="Arial" w:hAnsi="Arial" w:cs="Arial"/>
+          <w:sz w:val="22"/>
+          <w:szCs w:val="22"/>
+        </w:rPr>
+        <w:t>El proyecto consiste en el desarrollo de una aplicación inspirada en plataformas de movilidad y transporte bajo demanda, similares a Uber o Cabify, donde los usuarios podrán solicitar diferentes tipos de servicios desde una aplicación móvil de manera rápida y sencilla.</w:t>
+      </w:r>
+    </w:p>
+    <w:p>
+      <w:pPr>
+        <w:rPr>
+          <w:rFonts w:ascii="Arial" w:hAnsi="Arial" w:cs="Arial"/>
+          <w:sz w:val="22"/>
+          <w:szCs w:val="22"/>
+        </w:rPr>
+      </w:pPr>
+      <w:r>
+        <w:rPr>
+          <w:rFonts w:ascii="Arial" w:hAnsi="Arial" w:cs="Arial"/>
+          <w:sz w:val="22"/>
+          <w:szCs w:val="22"/>
+        </w:rPr>
+        <w:t>La plataforma permitirá que los pasajeros soliciten viajes, domicilios o servicios de mensajería indicando un punto de origen y un destino, mientras que los conductores podrán visualizar las solicitudes disponibles, aceptar servicios y realizar el seguimiento del trayecto desde la aplicación.</w:t>
+      </w:r>
+    </w:p>
+    <w:p>
+      <w:pPr>
+        <w:rPr>
+          <w:rFonts w:ascii="Arial" w:hAnsi="Arial" w:cs="Arial"/>
+          <w:sz w:val="22"/>
+          <w:szCs w:val="22"/>
+        </w:rPr>
+      </w:pPr>
+      <w:r>
+        <w:rPr>
+          <w:rFonts w:ascii="Arial" w:hAnsi="Arial" w:cs="Arial"/>
+          <w:sz w:val="22"/>
+          <w:szCs w:val="22"/>
+        </w:rPr>
+        <w:t>El sistema incluirá funcionalidades orientadas a mejorar la experiencia del usuario, como visualización del recorrido en mapa, seguimiento del estado del servicio, cálculo automático de tarifas, gestión de pagos y monitoreo de seguridad durante el viaje.</w:t>
+      </w:r>
+    </w:p>
+    <w:p>
+      <w:pPr>
+        <w:rPr>
+          <w:rFonts w:ascii="Arial" w:hAnsi="Arial" w:cs="Arial"/>
+          <w:sz w:val="22"/>
+          <w:szCs w:val="22"/>
+        </w:rPr>
+      </w:pPr>
+      <w:r>
+        <w:rPr>
+          <w:rFonts w:ascii="Arial" w:hAnsi="Arial" w:cs="Arial"/>
+          <w:sz w:val="22"/>
+          <w:szCs w:val="22"/>
+        </w:rPr>
+        <w:t xml:space="preserve">El desarrollo del proyecto se realizará utilizando Python y </w:t>
+      </w:r>
+      <w:proofErr w:type="spellStart"/>
+      <w:r>
+        <w:rPr>
+          <w:rFonts w:ascii="Arial" w:hAnsi="Arial" w:cs="Arial"/>
+          <w:sz w:val="22"/>
+          <w:szCs w:val="22"/>
+        </w:rPr>
+        <w:t>FastAPI</w:t>
+      </w:r>
+      <w:proofErr w:type="spellEnd"/>
+      <w:r>
+        <w:rPr>
+          <w:rFonts w:ascii="Arial" w:hAnsi="Arial" w:cs="Arial"/>
+          <w:sz w:val="22"/>
+          <w:szCs w:val="22"/>
+        </w:rPr>
+        <w:t xml:space="preserve"> para el </w:t>
+      </w:r>
+      <w:proofErr w:type="spellStart"/>
+      <w:r>
+        <w:rPr>
+          <w:rFonts w:ascii="Arial" w:hAnsi="Arial" w:cs="Arial"/>
+          <w:sz w:val="22"/>
+          <w:szCs w:val="22"/>
+        </w:rPr>
+        <w:t>backend</w:t>
+      </w:r>
+      <w:proofErr w:type="spellEnd"/>
+      <w:r>
+        <w:rPr>
+          <w:rFonts w:ascii="Arial" w:hAnsi="Arial" w:cs="Arial"/>
+          <w:sz w:val="22"/>
+          <w:szCs w:val="22"/>
+        </w:rPr>
+        <w:t xml:space="preserve"> del sistema, junto con Vue 3 para la interfaz </w:t>
+      </w:r>
+      <w:proofErr w:type="spellStart"/>
+      <w:r>
+        <w:rPr>
+          <w:rFonts w:ascii="Arial" w:hAnsi="Arial" w:cs="Arial"/>
+          <w:sz w:val="22"/>
+          <w:szCs w:val="22"/>
+        </w:rPr>
+        <w:t>frontend</w:t>
+      </w:r>
+      <w:proofErr w:type="spellEnd"/>
+      <w:r>
+        <w:rPr>
+          <w:rFonts w:ascii="Arial" w:hAnsi="Arial" w:cs="Arial"/>
+          <w:sz w:val="22"/>
+          <w:szCs w:val="22"/>
+        </w:rPr>
+        <w:t>, simulando el funcionamiento básico de una plataforma moderna de movilidad.</w:t>
+      </w:r>
+    </w:p>
+    <w:p>
+      <w:pPr>
+        <w:rPr>
+          <w:rFonts w:ascii="Arial" w:hAnsi="Arial" w:cs="Arial"/>
+          <w:sz w:val="22"/>
+          <w:szCs w:val="22"/>
+        </w:rPr>
+      </w:pPr>
+      <w:r>
+        <w:rPr>
+          <w:rFonts w:ascii="Arial" w:hAnsi="Arial" w:cs="Arial"/>
+          <w:sz w:val="22"/>
+          <w:szCs w:val="22"/>
+        </w:rPr>
+        <w:t>A nivel académico, el principal objetivo del proyecto es aplicar diferentes patrones de diseño de software durante el semestre, construyendo una arquitectura modular, organizada y escalable que facilite la incorporación de nuevas funcionalidades y la evolución del sistema.</w:t>
+      </w:r>
+    </w:p>
+    <w:p>
+      <w:pPr>
+        <w:rPr>
+          <w:rFonts w:ascii="Arial" w:hAnsi="Arial" w:cs="Arial"/>
+          <w:sz w:val="22"/>
+          <w:szCs w:val="22"/>
+        </w:rPr>
+      </w:pPr>
+      <w:r>
+        <w:rPr>
+          <w:rFonts w:ascii="Arial" w:hAnsi="Arial" w:cs="Arial"/>
+          <w:sz w:val="22"/>
+          <w:szCs w:val="22"/>
+        </w:rPr>
+        <w:t>Aunque el proyecto no busca convertirse en una plataforma comercial real, sí pretende ofrecer una experiencia funcional y visualmente cercana a una aplicación moderna de transporte y servicios bajo demanda.</w:t>
+      </w:r>
+    </w:p>
+    <w:p>
+      <w:pPr>
+        <w:pStyle w:val="Ttulo2"/>
         <w:rPr>
           <w:rFonts w:ascii="Arial" w:hAnsi="Arial" w:cs="Arial"/>
           <w:b/>
           <w:bCs/>
-          <w:sz w:val="22"/>
-          <w:szCs w:val="22"/>
-        </w:rPr>
-        <w:t>backend para una plataforma de Ride-Sharing</w:t>
-      </w:r>
-      <w:r>
-        <w:rPr>
-          <w:rFonts w:ascii="Arial" w:hAnsi="Arial" w:cs="Arial"/>
-          <w:sz w:val="22"/>
-          <w:szCs w:val="22"/>
-        </w:rPr>
-        <w:t>, inspirado en aplicaciones de transporte bajo demanda como Uber o Cabify.</w:t>
-      </w:r>
-    </w:p>
-    <w:p>
-      <w:pPr>
-        <w:rPr>
-          <w:rFonts w:ascii="Arial" w:hAnsi="Arial" w:cs="Arial"/>
-          <w:sz w:val="22"/>
-          <w:szCs w:val="22"/>
-        </w:rPr>
-      </w:pPr>
-      <w:r>
-        <w:rPr>
-          <w:rFonts w:ascii="Arial" w:hAnsi="Arial" w:cs="Arial"/>
-          <w:sz w:val="22"/>
-          <w:szCs w:val="22"/>
-        </w:rPr>
-        <w:t>El sistema se enfocará en la simulación de los procesos principales que intervienen en una plataforma de transporte, tales como la solicitud de viajes, la asignación de conductores, el cálculo de tarifas, la gestión de pagos y el monitoreo del viaje.</w:t>
-      </w:r>
-    </w:p>
-    <w:p>
-      <w:pPr>
-        <w:rPr>
-          <w:rFonts w:ascii="Arial" w:hAnsi="Arial" w:cs="Arial"/>
-          <w:sz w:val="22"/>
-          <w:szCs w:val="22"/>
-        </w:rPr>
-      </w:pPr>
-      <w:r>
-        <w:rPr>
-          <w:rFonts w:ascii="Arial" w:hAnsi="Arial" w:cs="Arial"/>
-          <w:sz w:val="22"/>
-          <w:szCs w:val="22"/>
-        </w:rPr>
-        <w:t xml:space="preserve">El desarrollo se realizará utilizando el lenguaje </w:t>
-      </w:r>
+          <w:color w:val="auto"/>
+          <w:sz w:val="22"/>
+          <w:szCs w:val="22"/>
+        </w:rPr>
+      </w:pPr>
+      <w:bookmarkStart w:id="2" w:name="_Toc229256960"/>
+      <w:bookmarkStart w:id="3" w:name="_Toc229256986"/>
       <w:r>
         <w:rPr>
           <w:rFonts w:ascii="Arial" w:hAnsi="Arial" w:cs="Arial"/>
           <w:b/>
           <w:bCs/>
-          <w:sz w:val="22"/>
-          <w:szCs w:val="22"/>
-        </w:rPr>
-        <w:t>Python</w:t>
-      </w:r>
-      <w:r>
-        <w:rPr>
-          <w:rFonts w:ascii="Arial" w:hAnsi="Arial" w:cs="Arial"/>
-          <w:sz w:val="22"/>
-          <w:szCs w:val="22"/>
-        </w:rPr>
-        <w:t xml:space="preserve"> y el framework FastAPI para la implementación de servicios backend mediante APIs.</w:t>
-      </w:r>
-    </w:p>
-    <w:p>
-      <w:pPr>
-        <w:rPr>
-          <w:rFonts w:ascii="Arial" w:hAnsi="Arial" w:cs="Arial"/>
-          <w:sz w:val="22"/>
-          <w:szCs w:val="22"/>
-        </w:rPr>
-      </w:pPr>
-      <w:r>
-        <w:rPr>
-          <w:rFonts w:ascii="Arial" w:hAnsi="Arial" w:cs="Arial"/>
-          <w:sz w:val="22"/>
-          <w:szCs w:val="22"/>
-        </w:rPr>
-        <w:t xml:space="preserve">El objetivo del proyecto es </w:t>
-      </w:r>
-      <w:r>
+          <w:color w:val="auto"/>
+          <w:sz w:val="22"/>
+          <w:szCs w:val="22"/>
+        </w:rPr>
+        <w:t>Funcionalidades orientadas a la experiencia del usuario</w:t>
+      </w:r>
+      <w:bookmarkEnd w:id="2"/>
+      <w:bookmarkEnd w:id="3"/>
+    </w:p>
+    <w:p>
+      <w:pPr>
+        <w:pStyle w:val="Prrafodelista"/>
+        <w:numPr>
+          <w:ilvl w:val="0"/>
+          <w:numId w:val="9"/>
+        </w:numPr>
         <w:rPr>
           <w:rFonts w:ascii="Arial" w:hAnsi="Arial" w:cs="Arial"/>
           <w:b/>
@@ -1377,33 +1512,7 @@
           <w:sz w:val="22"/>
           <w:szCs w:val="22"/>
         </w:rPr>
-        <w:t>aplicar diferentes patrones de diseño de software durante el semestre</w:t>
-      </w:r>
-      <w:r>
-        <w:rPr>
-          <w:rFonts w:ascii="Arial" w:hAnsi="Arial" w:cs="Arial"/>
-          <w:sz w:val="22"/>
-          <w:szCs w:val="22"/>
-        </w:rPr>
-        <w:t>, permitiendo construir una arquitectura modular que facilite la extensión del sistema y la incorporación de nuevas funcionalidades.</w:t>
-      </w:r>
-    </w:p>
-    <w:p>
-      <w:pPr>
-        <w:rPr>
-          <w:rFonts w:ascii="Arial" w:hAnsi="Arial" w:cs="Arial"/>
-          <w:sz w:val="22"/>
-          <w:szCs w:val="22"/>
-        </w:rPr>
-      </w:pPr>
-      <w:r>
-        <w:rPr>
-          <w:rFonts w:ascii="Arial" w:hAnsi="Arial" w:cs="Arial"/>
-          <w:sz w:val="22"/>
-          <w:szCs w:val="22"/>
-        </w:rPr>
-        <w:t xml:space="preserve">El proyecto no busca desarrollar una plataforma completa de transporte, sino un </w:t>
-      </w:r>
+      </w:pPr>
       <w:r>
         <w:rPr>
           <w:rFonts w:ascii="Arial" w:hAnsi="Arial" w:cs="Arial"/>
@@ -1412,19 +1521,12 @@
           <w:sz w:val="22"/>
           <w:szCs w:val="22"/>
         </w:rPr>
-        <w:t>prototipo funcional enfocado en demostrar la aplicación práctica de patrones de diseño</w:t>
-      </w:r>
-      <w:r>
-        <w:rPr>
-          <w:rFonts w:ascii="Arial" w:hAnsi="Arial" w:cs="Arial"/>
-          <w:sz w:val="22"/>
-          <w:szCs w:val="22"/>
-        </w:rPr>
-        <w:t xml:space="preserve"> dentro de un sistema inspirado en plataformas de movilidad.</w:t>
-      </w:r>
-    </w:p>
-    <w:p>
-      <w:pPr>
+        <w:t>Calificación y reputación de conductores</w:t>
+      </w:r>
+    </w:p>
+    <w:p>
+      <w:pPr>
+        <w:pStyle w:val="Prrafodelista"/>
         <w:rPr>
           <w:rFonts w:ascii="Arial" w:hAnsi="Arial" w:cs="Arial"/>
           <w:b/>
@@ -1433,6 +1535,193 @@
           <w:szCs w:val="22"/>
         </w:rPr>
       </w:pPr>
+      <w:r>
+        <w:rPr>
+          <w:rFonts w:ascii="Arial" w:hAnsi="Arial" w:cs="Arial"/>
+          <w:sz w:val="22"/>
+          <w:szCs w:val="22"/>
+        </w:rPr>
+        <w:t>Al finalizar cada servicio, el pasajero podrá calificar la atención del conductor y dejar comentarios sobre la experiencia del viaje, permitiendo construir un sistema de reputación dentro de la plataforma.</w:t>
+      </w:r>
+    </w:p>
+    <w:p>
+      <w:pPr>
+        <w:pStyle w:val="Prrafodelista"/>
+        <w:numPr>
+          <w:ilvl w:val="0"/>
+          <w:numId w:val="9"/>
+        </w:numPr>
+        <w:rPr>
+          <w:rFonts w:ascii="Arial" w:hAnsi="Arial" w:cs="Arial"/>
+          <w:b/>
+          <w:bCs/>
+          <w:sz w:val="22"/>
+          <w:szCs w:val="22"/>
+        </w:rPr>
+      </w:pPr>
+      <w:r>
+        <w:rPr>
+          <w:rFonts w:ascii="Arial" w:hAnsi="Arial" w:cs="Arial"/>
+          <w:b/>
+          <w:bCs/>
+          <w:sz w:val="22"/>
+          <w:szCs w:val="22"/>
+        </w:rPr>
+        <w:t>Seguimiento visual del viaje en tiempo real</w:t>
+      </w:r>
+    </w:p>
+    <w:p>
+      <w:pPr>
+        <w:pStyle w:val="Prrafodelista"/>
+        <w:rPr>
+          <w:rFonts w:ascii="Arial" w:hAnsi="Arial" w:cs="Arial"/>
+          <w:sz w:val="22"/>
+          <w:szCs w:val="22"/>
+        </w:rPr>
+      </w:pPr>
+      <w:r>
+        <w:rPr>
+          <w:rFonts w:ascii="Arial" w:hAnsi="Arial" w:cs="Arial"/>
+          <w:sz w:val="22"/>
+          <w:szCs w:val="22"/>
+        </w:rPr>
+        <w:t>Los usuarios podrán visualizar el recorrido del servicio mediante mapas interactivos, observando el punto de origen, destino y el estado actual del trayecto.</w:t>
+      </w:r>
+    </w:p>
+    <w:p>
+      <w:pPr>
+        <w:pStyle w:val="Prrafodelista"/>
+        <w:numPr>
+          <w:ilvl w:val="0"/>
+          <w:numId w:val="9"/>
+        </w:numPr>
+        <w:rPr>
+          <w:rFonts w:ascii="Arial" w:hAnsi="Arial" w:cs="Arial"/>
+          <w:b/>
+          <w:bCs/>
+          <w:sz w:val="22"/>
+          <w:szCs w:val="22"/>
+        </w:rPr>
+      </w:pPr>
+      <w:r>
+        <w:rPr>
+          <w:rFonts w:ascii="Arial" w:hAnsi="Arial" w:cs="Arial"/>
+          <w:b/>
+          <w:bCs/>
+          <w:sz w:val="22"/>
+          <w:szCs w:val="22"/>
+        </w:rPr>
+        <w:t>Reporte de incidentes o inconformidades</w:t>
+      </w:r>
+    </w:p>
+    <w:p>
+      <w:pPr>
+        <w:pStyle w:val="Prrafodelista"/>
+        <w:rPr>
+          <w:rFonts w:ascii="Arial" w:hAnsi="Arial" w:cs="Arial"/>
+          <w:sz w:val="22"/>
+          <w:szCs w:val="22"/>
+        </w:rPr>
+      </w:pPr>
+      <w:r>
+        <w:rPr>
+          <w:rFonts w:ascii="Arial" w:hAnsi="Arial" w:cs="Arial"/>
+          <w:sz w:val="22"/>
+          <w:szCs w:val="22"/>
+        </w:rPr>
+        <w:t>Durante o después del servicio, el pasajero podrá reportar situaciones de inseguridad, mala atención o inconvenientes relacionados con el viaje mediante formularios rápidos de reporte.</w:t>
+      </w:r>
+    </w:p>
+    <w:p>
+      <w:pPr>
+        <w:pStyle w:val="Prrafodelista"/>
+        <w:numPr>
+          <w:ilvl w:val="0"/>
+          <w:numId w:val="9"/>
+        </w:numPr>
+        <w:rPr>
+          <w:rFonts w:ascii="Arial" w:hAnsi="Arial" w:cs="Arial"/>
+          <w:b/>
+          <w:bCs/>
+          <w:sz w:val="22"/>
+          <w:szCs w:val="22"/>
+        </w:rPr>
+      </w:pPr>
+      <w:r>
+        <w:rPr>
+          <w:rFonts w:ascii="Arial" w:hAnsi="Arial" w:cs="Arial"/>
+          <w:b/>
+          <w:bCs/>
+          <w:sz w:val="22"/>
+          <w:szCs w:val="22"/>
+        </w:rPr>
+        <w:t>Sistema de promociones y descuentos</w:t>
+      </w:r>
+    </w:p>
+    <w:p>
+      <w:pPr>
+        <w:pStyle w:val="Prrafodelista"/>
+        <w:rPr>
+          <w:rFonts w:ascii="Arial" w:hAnsi="Arial" w:cs="Arial"/>
+          <w:sz w:val="22"/>
+          <w:szCs w:val="22"/>
+        </w:rPr>
+      </w:pPr>
+      <w:r>
+        <w:rPr>
+          <w:rFonts w:ascii="Arial" w:hAnsi="Arial" w:cs="Arial"/>
+          <w:sz w:val="22"/>
+          <w:szCs w:val="22"/>
+        </w:rPr>
+        <w:t>La aplicación permitirá ofrecer promociones especiales y descuentos a los usuarios en determinados servicios o fechas específicas, incentivando el uso frecuente de la plataforma y mejorando la experiencia comercial del cliente.</w:t>
+      </w:r>
+    </w:p>
+    <w:p>
+      <w:pPr>
+        <w:pStyle w:val="Prrafodelista"/>
+        <w:numPr>
+          <w:ilvl w:val="0"/>
+          <w:numId w:val="9"/>
+        </w:numPr>
+        <w:rPr>
+          <w:rFonts w:ascii="Arial" w:hAnsi="Arial" w:cs="Arial"/>
+          <w:b/>
+          <w:bCs/>
+          <w:sz w:val="22"/>
+          <w:szCs w:val="22"/>
+        </w:rPr>
+      </w:pPr>
+      <w:r>
+        <w:rPr>
+          <w:rFonts w:ascii="Arial" w:hAnsi="Arial" w:cs="Arial"/>
+          <w:b/>
+          <w:bCs/>
+          <w:sz w:val="22"/>
+          <w:szCs w:val="22"/>
+        </w:rPr>
+        <w:t>Programa de puntos o recompensas</w:t>
+      </w:r>
+    </w:p>
+    <w:p>
+      <w:pPr>
+        <w:pStyle w:val="Prrafodelista"/>
+        <w:rPr>
+          <w:rFonts w:ascii="Arial" w:hAnsi="Arial" w:cs="Arial"/>
+          <w:b/>
+          <w:bCs/>
+          <w:sz w:val="22"/>
+          <w:szCs w:val="22"/>
+        </w:rPr>
+      </w:pPr>
+      <w:r>
+        <w:rPr>
+          <w:rFonts w:ascii="Arial" w:hAnsi="Arial" w:cs="Arial"/>
+          <w:sz w:val="22"/>
+          <w:szCs w:val="22"/>
+        </w:rPr>
+        <w:lastRenderedPageBreak/>
+        <w:t>Los pasajeros podrán acumular puntos por cada servicio realizado dentro de la plataforma, los cuales podrán ser utilizados posteriormente para obtener beneficios, descuentos o promociones especiales dentro de la aplicación.</w:t>
+      </w:r>
     </w:p>
     <w:p>
       <w:pPr>
@@ -1447,6 +1736,7 @@
           <w:szCs w:val="24"/>
         </w:rPr>
       </w:pPr>
+      <w:bookmarkStart w:id="4" w:name="_Toc229256987"/>
       <w:r>
         <w:rPr>
           <w:rFonts w:ascii="Arial" w:hAnsi="Arial" w:cs="Arial"/>
@@ -1458,6 +1748,7 @@
         </w:rPr>
         <w:t>Procesos principales del sistema</w:t>
       </w:r>
+      <w:bookmarkEnd w:id="4"/>
     </w:p>
     <w:p/>
     <w:p>
@@ -1512,13 +1803,23 @@
           <w:szCs w:val="22"/>
         </w:rPr>
       </w:pPr>
-      <w:r>
-        <w:rPr>
-          <w:rFonts w:ascii="Arial" w:hAnsi="Arial" w:cs="Arial"/>
-          <w:sz w:val="22"/>
-          <w:szCs w:val="22"/>
-        </w:rPr>
-        <w:t>Matching dinámico entre conductores y pasajeros</w:t>
+      <w:proofErr w:type="spellStart"/>
+      <w:r>
+        <w:rPr>
+          <w:rFonts w:ascii="Arial" w:hAnsi="Arial" w:cs="Arial"/>
+          <w:sz w:val="22"/>
+          <w:szCs w:val="22"/>
+        </w:rPr>
+        <w:t>Matching</w:t>
+      </w:r>
+      <w:proofErr w:type="spellEnd"/>
+      <w:r>
+        <w:rPr>
+          <w:rFonts w:ascii="Arial" w:hAnsi="Arial" w:cs="Arial"/>
+          <w:sz w:val="22"/>
+          <w:szCs w:val="22"/>
+        </w:rPr>
+        <w:t xml:space="preserve"> dinámico entre conductores y pasajeros</w:t>
       </w:r>
     </w:p>
     <w:p>
@@ -1676,6 +1977,7 @@
           <w:szCs w:val="24"/>
         </w:rPr>
       </w:pPr>
+      <w:bookmarkStart w:id="5" w:name="_Toc229256988"/>
       <w:r>
         <w:rPr>
           <w:rFonts w:ascii="Arial" w:hAnsi="Arial" w:cs="Arial"/>
@@ -1685,26 +1987,28 @@
           <w:sz w:val="24"/>
           <w:szCs w:val="24"/>
         </w:rPr>
+        <w:t>Diagrama general del proyecto</w:t>
+      </w:r>
+      <w:bookmarkEnd w:id="5"/>
+    </w:p>
+    <w:p/>
+    <w:p>
+      <w:pPr>
+        <w:jc w:val="center"/>
+        <w:rPr>
+          <w:rFonts w:ascii="Arial" w:hAnsi="Arial" w:cs="Arial"/>
+          <w:sz w:val="22"/>
+          <w:szCs w:val="22"/>
+        </w:rPr>
+      </w:pPr>
+      <w:r>
+        <w:rPr>
+          <w:rFonts w:ascii="Arial" w:hAnsi="Arial" w:cs="Arial"/>
+          <w:noProof/>
+          <w:sz w:val="22"/>
+          <w:szCs w:val="22"/>
+        </w:rPr>
         <w:lastRenderedPageBreak/>
-        <w:t>Diagrama general del proyecto</w:t>
-      </w:r>
-    </w:p>
-    <w:p/>
-    <w:p>
-      <w:pPr>
-        <w:jc w:val="center"/>
-        <w:rPr>
-          <w:rFonts w:ascii="Arial" w:hAnsi="Arial" w:cs="Arial"/>
-          <w:sz w:val="22"/>
-          <w:szCs w:val="22"/>
-        </w:rPr>
-      </w:pPr>
-      <w:r>
-        <w:rPr>
-          <w:rFonts w:ascii="Arial" w:hAnsi="Arial" w:cs="Arial"/>
-          <w:sz w:val="22"/>
-          <w:szCs w:val="22"/>
-        </w:rPr>
         <w:drawing>
           <wp:inline distT="0" distB="0" distL="0" distR="0" wp14:anchorId="49CFC852" wp14:editId="13A04B83">
             <wp:extent cx="2443743" cy="7637068"/>
@@ -1768,6 +2072,7 @@
           <w:szCs w:val="24"/>
         </w:rPr>
       </w:pPr>
+      <w:bookmarkStart w:id="6" w:name="_Toc229256989"/>
       <w:r>
         <w:rPr>
           <w:rFonts w:ascii="Arial" w:hAnsi="Arial" w:cs="Arial"/>
@@ -1780,6 +2085,7 @@
         <w:lastRenderedPageBreak/>
         <w:t>Primer corte</w:t>
       </w:r>
+      <w:bookmarkEnd w:id="6"/>
     </w:p>
     <w:p>
       <w:pPr>
@@ -1793,6 +2099,7 @@
           <w:szCs w:val="22"/>
         </w:rPr>
       </w:pPr>
+      <w:bookmarkStart w:id="7" w:name="_Toc229256990"/>
       <w:r>
         <w:rPr>
           <w:rFonts w:ascii="Arial" w:hAnsi="Arial" w:cs="Arial"/>
@@ -1802,35 +2109,43 @@
           <w:sz w:val="22"/>
           <w:szCs w:val="22"/>
         </w:rPr>
-        <w:t xml:space="preserve">Patron </w:t>
-      </w:r>
-      <w:r>
-        <w:rPr>
-          <w:rFonts w:ascii="Arial" w:hAnsi="Arial" w:cs="Arial"/>
-          <w:b/>
-          <w:bCs/>
-          <w:color w:val="auto"/>
-          <w:sz w:val="22"/>
-          <w:szCs w:val="22"/>
-        </w:rPr>
-        <w:t>Singleton</w:t>
-      </w:r>
-    </w:p>
-    <w:p>
-      <w:pPr>
-        <w:rPr>
-          <w:rFonts w:ascii="Arial" w:hAnsi="Arial" w:cs="Arial"/>
-          <w:sz w:val="22"/>
-          <w:szCs w:val="22"/>
-        </w:rPr>
-      </w:pPr>
-      <w:r>
-        <w:rPr>
-          <w:rFonts w:ascii="Arial" w:hAnsi="Arial" w:cs="Arial"/>
-          <w:sz w:val="22"/>
-          <w:szCs w:val="22"/>
-        </w:rPr>
-        <w:t>El patrón Singleton se utiliza en la clase ConfiguracionApp, la cual almacena la configuración global relacionada con el sistema de tarifas.</w:t>
+        <w:t>Patron Singleton</w:t>
+      </w:r>
+      <w:bookmarkEnd w:id="7"/>
+    </w:p>
+    <w:p>
+      <w:pPr>
+        <w:rPr>
+          <w:rFonts w:ascii="Arial" w:hAnsi="Arial" w:cs="Arial"/>
+          <w:sz w:val="22"/>
+          <w:szCs w:val="22"/>
+        </w:rPr>
+      </w:pPr>
+      <w:r>
+        <w:rPr>
+          <w:rFonts w:ascii="Arial" w:hAnsi="Arial" w:cs="Arial"/>
+          <w:sz w:val="22"/>
+          <w:szCs w:val="22"/>
+        </w:rPr>
+        <w:t xml:space="preserve">El patrón Singleton se utiliza en la clase </w:t>
+      </w:r>
+      <w:proofErr w:type="spellStart"/>
+      <w:r>
+        <w:rPr>
+          <w:rFonts w:ascii="Arial" w:hAnsi="Arial" w:cs="Arial"/>
+          <w:sz w:val="22"/>
+          <w:szCs w:val="22"/>
+        </w:rPr>
+        <w:t>ConfiguracionApp</w:t>
+      </w:r>
+      <w:proofErr w:type="spellEnd"/>
+      <w:r>
+        <w:rPr>
+          <w:rFonts w:ascii="Arial" w:hAnsi="Arial" w:cs="Arial"/>
+          <w:sz w:val="22"/>
+          <w:szCs w:val="22"/>
+        </w:rPr>
+        <w:t>, la cual almacena la configuración global relacionada con el sistema de tarifas.</w:t>
       </w:r>
     </w:p>
     <w:p>
@@ -2021,6 +2336,9 @@
         <w:jc w:val="center"/>
       </w:pPr>
       <w:r>
+        <w:rPr>
+          <w:noProof/>
+        </w:rPr>
         <w:drawing>
           <wp:inline distT="0" distB="0" distL="0" distR="0" wp14:anchorId="63CA5DB9" wp14:editId="2535ACFE">
             <wp:extent cx="4484370" cy="3443629"/>
@@ -2063,6 +2381,9 @@
         <w:jc w:val="center"/>
       </w:pPr>
       <w:r>
+        <w:rPr>
+          <w:noProof/>
+        </w:rPr>
         <w:drawing>
           <wp:inline distT="0" distB="0" distL="0" distR="0" wp14:anchorId="63E677D6" wp14:editId="1B9036D8">
             <wp:extent cx="4753638" cy="990738"/>
@@ -2112,6 +2433,7 @@
           <w:szCs w:val="22"/>
         </w:rPr>
       </w:pPr>
+      <w:bookmarkStart w:id="8" w:name="_Toc229256991"/>
       <w:r>
         <w:rPr>
           <w:rFonts w:ascii="Arial" w:hAnsi="Arial" w:cs="Arial"/>
@@ -2123,22 +2445,41 @@
         </w:rPr>
         <w:t>Patrón Factory Method</w:t>
       </w:r>
-    </w:p>
-    <w:p>
-      <w:pPr>
-        <w:rPr>
-          <w:rFonts w:ascii="Arial" w:hAnsi="Arial" w:cs="Arial"/>
-          <w:sz w:val="22"/>
-          <w:szCs w:val="22"/>
-        </w:rPr>
-      </w:pPr>
-      <w:r>
-        <w:rPr>
-          <w:rFonts w:ascii="Arial" w:hAnsi="Arial" w:cs="Arial"/>
-          <w:sz w:val="22"/>
-          <w:szCs w:val="22"/>
-        </w:rPr>
-        <w:t>El patrón Factory Method se utiliza en la clase FabricaViaje.</w:t>
+      <w:bookmarkEnd w:id="8"/>
+    </w:p>
+    <w:p>
+      <w:pPr>
+        <w:rPr>
+          <w:rFonts w:ascii="Arial" w:hAnsi="Arial" w:cs="Arial"/>
+          <w:sz w:val="22"/>
+          <w:szCs w:val="22"/>
+        </w:rPr>
+      </w:pPr>
+      <w:r>
+        <w:rPr>
+          <w:rFonts w:ascii="Arial" w:hAnsi="Arial" w:cs="Arial"/>
+          <w:sz w:val="22"/>
+          <w:szCs w:val="22"/>
+        </w:rPr>
+        <w:t xml:space="preserve">El patrón Factory Method se utiliza en la clase </w:t>
+      </w:r>
+      <w:proofErr w:type="spellStart"/>
+      <w:r>
+        <w:rPr>
+          <w:rFonts w:ascii="Arial" w:hAnsi="Arial" w:cs="Arial"/>
+          <w:sz w:val="22"/>
+          <w:szCs w:val="22"/>
+        </w:rPr>
+        <w:t>FabricaViaje</w:t>
+      </w:r>
+      <w:proofErr w:type="spellEnd"/>
+      <w:r>
+        <w:rPr>
+          <w:rFonts w:ascii="Arial" w:hAnsi="Arial" w:cs="Arial"/>
+          <w:sz w:val="22"/>
+          <w:szCs w:val="22"/>
+        </w:rPr>
+        <w:t>.</w:t>
       </w:r>
     </w:p>
     <w:p>
@@ -2172,7 +2513,25 @@
           <w:sz w:val="22"/>
           <w:szCs w:val="22"/>
         </w:rPr>
-        <w:t>Cuando el sistema recibe una solicitud para crear un viaje, el controlador delega esta responsabilidad a la clase FabricaViaje, la cual:</w:t>
+        <w:t xml:space="preserve">Cuando el sistema recibe una solicitud para crear un viaje, el controlador delega esta responsabilidad a la clase </w:t>
+      </w:r>
+      <w:proofErr w:type="spellStart"/>
+      <w:r>
+        <w:rPr>
+          <w:rFonts w:ascii="Arial" w:hAnsi="Arial" w:cs="Arial"/>
+          <w:sz w:val="22"/>
+          <w:szCs w:val="22"/>
+        </w:rPr>
+        <w:t>FabricaViaje</w:t>
+      </w:r>
+      <w:proofErr w:type="spellEnd"/>
+      <w:r>
+        <w:rPr>
+          <w:rFonts w:ascii="Arial" w:hAnsi="Arial" w:cs="Arial"/>
+          <w:sz w:val="22"/>
+          <w:szCs w:val="22"/>
+        </w:rPr>
+        <w:t>, la cual:</w:t>
       </w:r>
     </w:p>
     <w:p>
@@ -2433,6 +2792,7 @@
       </w:pPr>
       <w:r>
         <w:rPr>
+          <w:noProof/>
           <w:u w:val="single"/>
         </w:rPr>
         <w:drawing>
@@ -2481,6 +2841,7 @@
       </w:pPr>
       <w:r>
         <w:rPr>
+          <w:noProof/>
           <w:u w:val="single"/>
         </w:rPr>
         <w:drawing>
@@ -2532,6 +2893,7 @@
           <w:szCs w:val="22"/>
         </w:rPr>
       </w:pPr>
+      <w:bookmarkStart w:id="9" w:name="_Toc229256992"/>
       <w:r>
         <w:rPr>
           <w:rFonts w:ascii="Arial" w:hAnsi="Arial" w:cs="Arial"/>
@@ -2544,6 +2906,7 @@
         <w:lastRenderedPageBreak/>
         <w:t>Patrón Abstract Factory</w:t>
       </w:r>
+      <w:bookmarkEnd w:id="9"/>
     </w:p>
     <w:p>
       <w:pPr>
@@ -2928,7 +3291,25 @@
           <w:sz w:val="22"/>
           <w:szCs w:val="22"/>
         </w:rPr>
-        <w:t>El patrón Abstract Factory permite crear estas combinaciones de forma organizada.</w:t>
+        <w:t xml:space="preserve">El patrón </w:t>
+      </w:r>
+      <w:proofErr w:type="spellStart"/>
+      <w:r>
+        <w:rPr>
+          <w:rFonts w:ascii="Arial" w:hAnsi="Arial" w:cs="Arial"/>
+          <w:sz w:val="22"/>
+          <w:szCs w:val="22"/>
+        </w:rPr>
+        <w:t>Abstract</w:t>
+      </w:r>
+      <w:proofErr w:type="spellEnd"/>
+      <w:r>
+        <w:rPr>
+          <w:rFonts w:ascii="Arial" w:hAnsi="Arial" w:cs="Arial"/>
+          <w:sz w:val="22"/>
+          <w:szCs w:val="22"/>
+        </w:rPr>
+        <w:t xml:space="preserve"> Factory permite crear estas combinaciones de forma organizada.</w:t>
       </w:r>
     </w:p>
     <w:p>
@@ -3120,6 +3501,7 @@
       <w:r>
         <w:rPr>
           <w:rFonts w:ascii="Arial" w:hAnsi="Arial" w:cs="Arial"/>
+          <w:noProof/>
           <w:sz w:val="22"/>
           <w:szCs w:val="22"/>
           <w:u w:val="single"/>
@@ -3174,6 +3556,7 @@
           <w:u w:val="single"/>
         </w:rPr>
       </w:pPr>
+      <w:bookmarkStart w:id="10" w:name="_Toc229256993"/>
       <w:r>
         <w:rPr>
           <w:rFonts w:ascii="Arial" w:hAnsi="Arial" w:cs="Arial"/>
@@ -3183,8 +3566,22 @@
           <w:sz w:val="22"/>
           <w:szCs w:val="22"/>
         </w:rPr>
-        <w:t>Patrón Builder</w:t>
-      </w:r>
+        <w:t xml:space="preserve">Patrón </w:t>
+      </w:r>
+      <w:proofErr w:type="spellStart"/>
+      <w:r>
+        <w:rPr>
+          <w:rFonts w:ascii="Arial" w:hAnsi="Arial" w:cs="Arial"/>
+          <w:b/>
+          <w:bCs/>
+          <w:color w:val="auto"/>
+          <w:sz w:val="22"/>
+          <w:szCs w:val="22"/>
+        </w:rPr>
+        <w:t>Builder</w:t>
+      </w:r>
+      <w:bookmarkEnd w:id="10"/>
+      <w:proofErr w:type="spellEnd"/>
     </w:p>
     <w:p>
       <w:pPr>
@@ -3219,6 +3616,7 @@
         </w:rPr>
         <w:t xml:space="preserve">La idea es que en lugar de crear el objeto Viaje directamente, lo construimos gradualmente usando un </w:t>
       </w:r>
+      <w:proofErr w:type="spellStart"/>
       <w:r>
         <w:rPr>
           <w:rFonts w:ascii="Arial" w:hAnsi="Arial" w:cs="Arial"/>
@@ -3229,6 +3627,7 @@
         </w:rPr>
         <w:t>builder</w:t>
       </w:r>
+      <w:proofErr w:type="spellEnd"/>
       <w:r>
         <w:rPr>
           <w:rFonts w:ascii="Arial" w:hAnsi="Arial" w:cs="Arial"/>
@@ -3531,6 +3930,95 @@
 <file path=word/numbering.xml><?xml version="1.0" encoding="utf-8"?>
 <w:numbering xmlns:wpc="http://schemas.microsoft.com/office/word/2010/wordprocessingCanvas" xmlns:cx="http://schemas.microsoft.com/office/drawing/2014/chartex" xmlns:cx1="http://schemas.microsoft.com/office/drawing/2015/9/8/chartex" xmlns:cx2="http://schemas.microsoft.com/office/drawing/2015/10/21/chartex" xmlns:cx3="http://schemas.microsoft.com/office/drawing/2016/5/9/chartex" xmlns:cx4="http://schemas.microsoft.com/office/drawing/2016/5/10/chartex" xmlns:cx5="http://schemas.microsoft.com/office/drawing/2016/5/11/chartex" xmlns:cx6="http://schemas.microsoft.com/office/drawing/2016/5/12/chartex" xmlns:cx7="http://schemas.microsoft.com/office/drawing/2016/5/13/chartex" xmlns:cx8="http://schemas.microsoft.com/office/drawing/2016/5/14/chartex" xmlns:mc="http://schemas.openxmlformats.org/markup-compatibility/2006" xmlns:aink="http://schemas.microsoft.com/office/drawing/2016/ink" xmlns:am3d="http://schemas.microsoft.com/office/drawing/2017/model3d" xmlns:o="urn:schemas-microsoft-com:office:office" xmlns:oel="http://schemas.microsoft.com/office/2019/extlst" xmlns:r="http://schemas.openxmlformats.org/officeDocument/2006/relationships" xmlns:m="http://schemas.openxmlformats.org/officeDocument/2006/math" xmlns:v="urn:schemas-microsoft-com:vml" xmlns:wp14="http://schemas.microsoft.com/office/word/2010/wordprocessingDrawing" xmlns:wp="http://schemas.openxmlformats.org/drawingml/2006/wordprocessingDrawing" xmlns:w10="urn:schemas-microsoft-com:office:word" xmlns:w="http://schemas.openxmlformats.org/wordprocessingml/2006/main" xmlns:w14="http://schemas.microsoft.com/office/word/2010/wordml" xmlns:w15="http://schemas.microsoft.com/office/word/2012/wordml" xmlns:w16cex="http://schemas.microsoft.com/office/word/2018/wordml/cex" xmlns:w16cid="http://schemas.microsoft.com/office/word/2016/wordml/cid" xmlns:w16="http://schemas.microsoft.com/office/word/2018/wordml" xmlns:w16du="http://schemas.microsoft.com/office/word/2023/wordml/word16du" xmlns:w16sdtdh="http://schemas.microsoft.com/office/word/2020/wordml/sdtdatahash" xmlns:w16sdtfl="http://schemas.microsoft.com/office/word/2024/wordml/sdtformatlock" xmlns:w16se="http://schemas.microsoft.com/office/word/2015/wordml/symex" xmlns:wpg="http://schemas.microsoft.com/office/word/2010/wordprocessingGroup" xmlns:wpi="http://schemas.microsoft.com/office/word/2010/wordprocessingInk" xmlns:wne="http://schemas.microsoft.com/office/word/2006/wordml" xmlns:wps="http://schemas.microsoft.com/office/word/2010/wordprocessingShape" mc:Ignorable="w14 w15 w16se w16cid w16 w16cex w16sdtdh w16sdtfl w16du wp14">
   <w:abstractNum w:abstractNumId="0" w15:restartNumberingAfterBreak="0">
+    <w:nsid w:val="1DD11DBC"/>
+    <w:multiLevelType w:val="hybridMultilevel"/>
+    <w:tmpl w:val="DEE20F32"/>
+    <w:lvl w:ilvl="0" w:tplc="240A000F">
+      <w:start w:val="1"/>
+      <w:numFmt w:val="decimal"/>
+      <w:lvlText w:val="%1."/>
+      <w:lvlJc w:val="left"/>
+      <w:pPr>
+        <w:ind w:left="720" w:hanging="360"/>
+      </w:pPr>
+      <w:rPr>
+        <w:rFonts w:hint="default"/>
+      </w:rPr>
+    </w:lvl>
+    <w:lvl w:ilvl="1" w:tplc="240A0019" w:tentative="1">
+      <w:start w:val="1"/>
+      <w:numFmt w:val="lowerLetter"/>
+      <w:lvlText w:val="%2."/>
+      <w:lvlJc w:val="left"/>
+      <w:pPr>
+        <w:ind w:left="1440" w:hanging="360"/>
+      </w:pPr>
+    </w:lvl>
+    <w:lvl w:ilvl="2" w:tplc="240A001B" w:tentative="1">
+      <w:start w:val="1"/>
+      <w:numFmt w:val="lowerRoman"/>
+      <w:lvlText w:val="%3."/>
+      <w:lvlJc w:val="right"/>
+      <w:pPr>
+        <w:ind w:left="2160" w:hanging="180"/>
+      </w:pPr>
+    </w:lvl>
+    <w:lvl w:ilvl="3" w:tplc="240A000F" w:tentative="1">
+      <w:start w:val="1"/>
+      <w:numFmt w:val="decimal"/>
+      <w:lvlText w:val="%4."/>
+      <w:lvlJc w:val="left"/>
+      <w:pPr>
+        <w:ind w:left="2880" w:hanging="360"/>
+      </w:pPr>
+    </w:lvl>
+    <w:lvl w:ilvl="4" w:tplc="240A0019" w:tentative="1">
+      <w:start w:val="1"/>
+      <w:numFmt w:val="lowerLetter"/>
+      <w:lvlText w:val="%5."/>
+      <w:lvlJc w:val="left"/>
+      <w:pPr>
+        <w:ind w:left="3600" w:hanging="360"/>
+      </w:pPr>
+    </w:lvl>
+    <w:lvl w:ilvl="5" w:tplc="240A001B" w:tentative="1">
+      <w:start w:val="1"/>
+      <w:numFmt w:val="lowerRoman"/>
+      <w:lvlText w:val="%6."/>
+      <w:lvlJc w:val="right"/>
+      <w:pPr>
+        <w:ind w:left="4320" w:hanging="180"/>
+      </w:pPr>
+    </w:lvl>
+    <w:lvl w:ilvl="6" w:tplc="240A000F" w:tentative="1">
+      <w:start w:val="1"/>
+      <w:numFmt w:val="decimal"/>
+      <w:lvlText w:val="%7."/>
+      <w:lvlJc w:val="left"/>
+      <w:pPr>
+        <w:ind w:left="5040" w:hanging="360"/>
+      </w:pPr>
+    </w:lvl>
+    <w:lvl w:ilvl="7" w:tplc="240A0019" w:tentative="1">
+      <w:start w:val="1"/>
+      <w:numFmt w:val="lowerLetter"/>
+      <w:lvlText w:val="%8."/>
+      <w:lvlJc w:val="left"/>
+      <w:pPr>
+        <w:ind w:left="5760" w:hanging="360"/>
+      </w:pPr>
+    </w:lvl>
+    <w:lvl w:ilvl="8" w:tplc="240A001B" w:tentative="1">
+      <w:start w:val="1"/>
+      <w:numFmt w:val="lowerRoman"/>
+      <w:lvlText w:val="%9."/>
+      <w:lvlJc w:val="right"/>
+      <w:pPr>
+        <w:ind w:left="6480" w:hanging="180"/>
+      </w:pPr>
+    </w:lvl>
+  </w:abstractNum>
+  <w:abstractNum w:abstractNumId="1" w15:restartNumberingAfterBreak="0">
     <w:nsid w:val="21FF6308"/>
     <w:multiLevelType w:val="hybridMultilevel"/>
     <w:tmpl w:val="E9421DC6"/>
@@ -3643,7 +4131,7 @@
       </w:rPr>
     </w:lvl>
   </w:abstractNum>
-  <w:abstractNum w:abstractNumId="1" w15:restartNumberingAfterBreak="0">
+  <w:abstractNum w:abstractNumId="2" w15:restartNumberingAfterBreak="0">
     <w:nsid w:val="2DCA49AC"/>
     <w:multiLevelType w:val="multilevel"/>
     <w:tmpl w:val="FA4A7F7E"/>
@@ -3756,7 +4244,7 @@
       </w:pPr>
     </w:lvl>
   </w:abstractNum>
-  <w:abstractNum w:abstractNumId="2" w15:restartNumberingAfterBreak="0">
+  <w:abstractNum w:abstractNumId="3" w15:restartNumberingAfterBreak="0">
     <w:nsid w:val="326B7BBF"/>
     <w:multiLevelType w:val="multilevel"/>
     <w:tmpl w:val="3C8886CA"/>
@@ -3905,7 +4393,7 @@
       </w:rPr>
     </w:lvl>
   </w:abstractNum>
-  <w:abstractNum w:abstractNumId="3" w15:restartNumberingAfterBreak="0">
+  <w:abstractNum w:abstractNumId="4" w15:restartNumberingAfterBreak="0">
     <w:nsid w:val="370A4C7C"/>
     <w:multiLevelType w:val="multilevel"/>
     <w:tmpl w:val="E5048872"/>
@@ -4054,7 +4542,7 @@
       </w:rPr>
     </w:lvl>
   </w:abstractNum>
-  <w:abstractNum w:abstractNumId="4" w15:restartNumberingAfterBreak="0">
+  <w:abstractNum w:abstractNumId="5" w15:restartNumberingAfterBreak="0">
     <w:nsid w:val="447156B3"/>
     <w:multiLevelType w:val="hybridMultilevel"/>
     <w:tmpl w:val="87B247B4"/>
@@ -4143,7 +4631,7 @@
       </w:pPr>
     </w:lvl>
   </w:abstractNum>
-  <w:abstractNum w:abstractNumId="5" w15:restartNumberingAfterBreak="0">
+  <w:abstractNum w:abstractNumId="6" w15:restartNumberingAfterBreak="0">
     <w:nsid w:val="51F729BD"/>
     <w:multiLevelType w:val="hybridMultilevel"/>
     <w:tmpl w:val="BEC2A5A0"/>
@@ -4229,7 +4717,7 @@
       </w:pPr>
     </w:lvl>
   </w:abstractNum>
-  <w:abstractNum w:abstractNumId="6" w15:restartNumberingAfterBreak="0">
+  <w:abstractNum w:abstractNumId="7" w15:restartNumberingAfterBreak="0">
     <w:nsid w:val="78DF5F8E"/>
     <w:multiLevelType w:val="multilevel"/>
     <w:tmpl w:val="07862038"/>
@@ -4378,7 +4866,7 @@
       </w:rPr>
     </w:lvl>
   </w:abstractNum>
-  <w:abstractNum w:abstractNumId="7" w15:restartNumberingAfterBreak="0">
+  <w:abstractNum w:abstractNumId="8" w15:restartNumberingAfterBreak="0">
     <w:nsid w:val="7A561272"/>
     <w:multiLevelType w:val="hybridMultilevel"/>
     <w:tmpl w:val="F580D482"/>
@@ -4492,28 +4980,31 @@
     </w:lvl>
   </w:abstractNum>
   <w:num w:numId="1" w16cid:durableId="488330349">
-    <w:abstractNumId w:val="0"/>
+    <w:abstractNumId w:val="1"/>
   </w:num>
   <w:num w:numId="2" w16cid:durableId="1000502519">
+    <w:abstractNumId w:val="8"/>
+  </w:num>
+  <w:num w:numId="3" w16cid:durableId="661351659">
+    <w:abstractNumId w:val="6"/>
+  </w:num>
+  <w:num w:numId="4" w16cid:durableId="1173422324">
+    <w:abstractNumId w:val="5"/>
+  </w:num>
+  <w:num w:numId="5" w16cid:durableId="691342035">
     <w:abstractNumId w:val="7"/>
   </w:num>
-  <w:num w:numId="3" w16cid:durableId="661351659">
-    <w:abstractNumId w:val="5"/>
+  <w:num w:numId="6" w16cid:durableId="1221669959">
+    <w:abstractNumId w:val="2"/>
   </w:num>
-  <w:num w:numId="4" w16cid:durableId="1173422324">
+  <w:num w:numId="7" w16cid:durableId="2048949880">
     <w:abstractNumId w:val="4"/>
   </w:num>
-  <w:num w:numId="5" w16cid:durableId="691342035">
-    <w:abstractNumId w:val="6"/>
-  </w:num>
-  <w:num w:numId="6" w16cid:durableId="1221669959">
-    <w:abstractNumId w:val="1"/>
-  </w:num>
-  <w:num w:numId="7" w16cid:durableId="2048949880">
+  <w:num w:numId="8" w16cid:durableId="1286736408">
     <w:abstractNumId w:val="3"/>
   </w:num>
-  <w:num w:numId="8" w16cid:durableId="1286736408">
-    <w:abstractNumId w:val="2"/>
+  <w:num w:numId="9" w16cid:durableId="1195770365">
+    <w:abstractNumId w:val="0"/>
   </w:num>
 </w:numbering>
 </file>
@@ -5120,6 +5611,7 @@
   <w:style w:type="character" w:default="1" w:styleId="Fuentedeprrafopredeter">
     <w:name w:val="Default Paragraph Font"/>
     <w:uiPriority w:val="1"/>
+    <w:semiHidden/>
     <w:unhideWhenUsed/>
   </w:style>
   <w:style w:type="table" w:default="1" w:styleId="Tablanormal">
